--- a/Casos de Uso/CU-10-Mantenimiento_de_Usuarios.docx
+++ b/Casos de Uso/CU-10-Mantenimiento_de_Usuarios.docx
@@ -61,51 +61,21 @@
         <w:rPr>
           <w:lang w:val="es-ES"/>
         </w:rPr>
-        <w:t>Versi</w:t>
-      </w:r>
-      <w:r>
+        <w:t xml:space="preserve">Versión 1.0</w:t>
+      </w:r>
+    </w:p>
+    <w:p>
+      <w:pPr>
+        <w:pStyle w:val="ByLine"/>
         <w:rPr>
           <w:lang w:val="es-ES"/>
         </w:rPr>
-        <w:t>ó</w:t>
-      </w:r>
+      </w:pPr>
       <w:r>
         <w:rPr>
           <w:lang w:val="es-ES"/>
         </w:rPr>
-        <w:t>n 1.</w:t>
-      </w:r>
-      <w:r>
-        <w:rPr>
-          <w:lang w:val="es-ES"/>
-        </w:rPr>
-        <w:t>0</w:t>
-      </w:r>
-    </w:p>
-    <w:p>
-      <w:pPr>
-        <w:pStyle w:val="ByLine"/>
-        <w:rPr>
-          <w:lang w:val="es-ES"/>
-        </w:rPr>
-      </w:pPr>
-      <w:r>
-        <w:rPr>
-          <w:lang w:val="es-ES"/>
-        </w:rPr>
-        <w:t>Elaborado por</w:t>
-      </w:r>
-      <w:r>
-        <w:rPr>
-          <w:lang w:val="es-ES"/>
-        </w:rPr>
-        <w:t xml:space="preserve"> </w:t>
-      </w:r>
-      <w:r>
-        <w:rPr>
-          <w:lang w:val="es-ES"/>
-        </w:rPr>
-        <w:t>grupo 1 Análisis de Sistemas</w:t>
+        <w:t xml:space="preserve">Elaborado por grupo 1 Análisis de Sistemas</w:t>
       </w:r>
     </w:p>
     <w:p>
@@ -121,35 +91,7 @@
           <w:noProof/>
           <w:lang w:val="es-GT"/>
         </w:rPr>
-        <w:t xml:space="preserve">Fecha </w:t>
-      </w:r>
-      <w:r>
-        <w:rPr>
-          <w:noProof/>
-          <w:lang w:val="es-GT"/>
-        </w:rPr>
-        <w:t>Elabora</w:t>
-      </w:r>
-      <w:r>
-        <w:rPr>
-          <w:noProof/>
-          <w:lang w:val="es-GT"/>
-        </w:rPr>
-        <w:t>ción</w:t>
-      </w:r>
-      <w:r>
-        <w:rPr>
-          <w:noProof/>
-          <w:lang w:val="es-GT"/>
-        </w:rPr>
-        <w:t xml:space="preserve"> </w:t>
-      </w:r>
-      <w:r>
-        <w:rPr>
-          <w:noProof/>
-          <w:lang w:val="es-GT"/>
-        </w:rPr>
-        <w:t>14/07/2026</w:t>
+        <w:t xml:space="preserve">Fecha Elaboración 14/07/2026</w:t>
       </w:r>
     </w:p>
     <w:p>
@@ -453,6 +395,13 @@
                 <w:lang w:val="es-GT"/>
               </w:rPr>
             </w:pPr>
+            <w:r>
+              <w:rPr>
+                <w:noProof/>
+                <w:lang w:val="es-GT"/>
+              </w:rPr>
+              <w:t xml:space="preserve">grupo 1 Análisis de Sistemas 2</w:t>
+            </w:r>
           </w:p>
         </w:tc>
         <w:tc>
@@ -471,6 +420,13 @@
                 <w:lang w:val="es-GT"/>
               </w:rPr>
             </w:pPr>
+            <w:r>
+              <w:rPr>
+                <w:noProof/>
+                <w:lang w:val="es-GT"/>
+              </w:rPr>
+              <w:t xml:space="preserve">13/10/2026</w:t>
+            </w:r>
           </w:p>
         </w:tc>
         <w:tc>
@@ -489,6 +445,13 @@
                 <w:lang w:val="es-GT"/>
               </w:rPr>
             </w:pPr>
+            <w:r>
+              <w:rPr>
+                <w:noProof/>
+                <w:lang w:val="es-GT"/>
+              </w:rPr>
+              <w:t xml:space="preserve">Actualización del cambio de estado de disponibilidad y de la reasignación de los casos del Técnico conforme a lo implementado</w:t>
+            </w:r>
           </w:p>
         </w:tc>
         <w:tc>
@@ -508,6 +471,13 @@
                 <w:lang w:val="es-GT"/>
               </w:rPr>
             </w:pPr>
+            <w:r>
+              <w:rPr>
+                <w:noProof/>
+                <w:lang w:val="es-GT"/>
+              </w:rPr>
+              <w:t xml:space="preserve">1.0</w:t>
+            </w:r>
           </w:p>
         </w:tc>
       </w:tr>
@@ -921,7 +891,7 @@
           <w:szCs w:val="20"/>
           <w:lang w:val="es-ES_tradnl"/>
         </w:rPr>
-        <w:t xml:space="preserve">Permitir que el Administrador cree y edite las cuentas de los usuarios internos del sistema, y cambie su estado de disponibilidad, reasignando antes los casos que tengan en atención.</w:t>
+        <w:t xml:space="preserve">Permitir que el Administrador cree y edite las cuentas de los usuarios internos del sistema, y cambie su estado de disponibilidad, reasignando antes los casos que el usuario tenga a su cargo.</w:t>
       </w:r>
     </w:p>
     <w:p>
@@ -1410,7 +1380,7 @@
           <w:szCs w:val="20"/>
           <w:lang w:val="es-ES_tradnl"/>
         </w:rPr>
-        <w:t xml:space="preserve">El sistema muestra el formulario mantenimiento de usuarios. </w:t>
+        <w:t xml:space="preserve">El sistema muestra el formulario mantenimiento de usuarios con los usuarios internos registrados y la cantidad de casos que tiene a su cargo cada uno. </w:t>
       </w:r>
       <w:r>
         <w:rPr>
@@ -1530,7 +1500,7 @@
     <w:p>
       <w:pPr>
         <w:numPr>
-          <w:ilvl w:val="0"/>
+          <w:ilvl w:val="1"/>
           <w:numId w:val="19"/>
         </w:numPr>
         <w:rPr>
@@ -1545,28 +1515,7 @@
           <w:szCs w:val="20"/>
           <w:lang w:val="es-ES_tradnl"/>
         </w:rPr>
-        <w:t xml:space="preserve">El usuario selecciona el botón “Nuevo Usuario”.</w:t>
-      </w:r>
-    </w:p>
-    <w:p>
-      <w:pPr>
-        <w:numPr>
-          <w:ilvl w:val="0"/>
-          <w:numId w:val="19"/>
-        </w:numPr>
-        <w:rPr>
-          <w:sz w:val="20"/>
-          <w:szCs w:val="20"/>
-          <w:lang w:val="es-ES_tradnl"/>
-        </w:rPr>
-      </w:pPr>
-      <w:r>
-        <w:rPr>
-          <w:sz w:val="20"/>
-          <w:szCs w:val="20"/>
-          <w:lang w:val="es-ES_tradnl"/>
-        </w:rPr>
-        <w:t xml:space="preserve">El sistema muestra el formulario usuario. </w:t>
+        <w:t xml:space="preserve">Limpiar filtros </w:t>
       </w:r>
       <w:r>
         <w:rPr>
@@ -1576,6 +1525,58 @@
           <w:szCs w:val="20"/>
           <w:lang w:val="es-ES_tradnl"/>
         </w:rPr>
+        <w:t xml:space="preserve">FA02</w:t>
+      </w:r>
+    </w:p>
+    <w:p>
+      <w:pPr>
+        <w:numPr>
+          <w:ilvl w:val="0"/>
+          <w:numId w:val="19"/>
+        </w:numPr>
+        <w:rPr>
+          <w:sz w:val="20"/>
+          <w:szCs w:val="20"/>
+          <w:lang w:val="es-ES_tradnl"/>
+        </w:rPr>
+      </w:pPr>
+      <w:r>
+        <w:rPr>
+          <w:sz w:val="20"/>
+          <w:szCs w:val="20"/>
+          <w:lang w:val="es-ES_tradnl"/>
+        </w:rPr>
+        <w:t xml:space="preserve">El usuario selecciona el botón “Nuevo Usuario”.</w:t>
+      </w:r>
+    </w:p>
+    <w:p>
+      <w:pPr>
+        <w:numPr>
+          <w:ilvl w:val="0"/>
+          <w:numId w:val="19"/>
+        </w:numPr>
+        <w:rPr>
+          <w:sz w:val="20"/>
+          <w:szCs w:val="20"/>
+          <w:lang w:val="es-ES_tradnl"/>
+        </w:rPr>
+      </w:pPr>
+      <w:r>
+        <w:rPr>
+          <w:sz w:val="20"/>
+          <w:szCs w:val="20"/>
+          <w:lang w:val="es-ES_tradnl"/>
+        </w:rPr>
+        <w:t xml:space="preserve">El sistema muestra el formulario usuario. </w:t>
+      </w:r>
+      <w:r>
+        <w:rPr>
+          <w:b/>
+          <w:bCs/>
+          <w:sz w:val="20"/>
+          <w:szCs w:val="20"/>
+          <w:lang w:val="es-ES_tradnl"/>
+        </w:rPr>
         <w:t xml:space="preserve">RN27</w:t>
       </w:r>
     </w:p>
@@ -2107,6 +2108,27 @@
           <w:szCs w:val="20"/>
           <w:lang w:val="es-ES_tradnl"/>
         </w:rPr>
+        <w:t xml:space="preserve">El usuario selecciona el botón “Limpiar filtros” para mostrar nuevamente todos los usuarios.</w:t>
+      </w:r>
+    </w:p>
+    <w:p>
+      <w:pPr>
+        <w:numPr>
+          <w:ilvl w:val="0"/>
+          <w:numId w:val="21"/>
+        </w:numPr>
+        <w:rPr>
+          <w:sz w:val="20"/>
+          <w:szCs w:val="20"/>
+          <w:lang w:val="es-ES_tradnl"/>
+        </w:rPr>
+      </w:pPr>
+      <w:r>
+        <w:rPr>
+          <w:sz w:val="20"/>
+          <w:szCs w:val="20"/>
+          <w:lang w:val="es-ES_tradnl"/>
+        </w:rPr>
         <w:t xml:space="preserve">Fin de flujo alterno.</w:t>
       </w:r>
     </w:p>
@@ -2241,7 +2263,7 @@
           <w:szCs w:val="20"/>
           <w:lang w:val="es-ES_tradnl"/>
         </w:rPr>
-        <w:t xml:space="preserve">FA06, FA07</w:t>
+        <w:t xml:space="preserve">FA06, FA07, FA11</w:t>
       </w:r>
     </w:p>
     <w:p>
@@ -2386,7 +2408,7 @@
           <w:szCs w:val="20"/>
           <w:lang w:val="es-ES_tradnl"/>
         </w:rPr>
-        <w:t xml:space="preserve">El sistema muestra los estados disponibles. </w:t>
+        <w:t xml:space="preserve">El sistema muestra el formulario estado de disponibilidad con el nombre del usuario, su rol, la cantidad de casos que tiene a su cargo y la lista de los estados disponibles. </w:t>
       </w:r>
       <w:r>
         <w:rPr>
@@ -2396,7 +2418,7 @@
           <w:szCs w:val="20"/>
           <w:lang w:val="es-ES_tradnl"/>
         </w:rPr>
-        <w:t xml:space="preserve">RN02</w:t>
+        <w:t xml:space="preserve">RN40, RN02</w:t>
       </w:r>
     </w:p>
     <w:p>
@@ -2417,7 +2439,49 @@
           <w:szCs w:val="20"/>
           <w:lang w:val="es-ES_tradnl"/>
         </w:rPr>
-        <w:t xml:space="preserve">El usuario selecciona el nuevo estado y selecciona el botón “Guardar”. </w:t>
+        <w:t xml:space="preserve">El sistema muestra los siguientes botones.</w:t>
+      </w:r>
+    </w:p>
+    <w:p>
+      <w:pPr>
+        <w:numPr>
+          <w:ilvl w:val="1"/>
+          <w:numId w:val="25"/>
+        </w:numPr>
+        <w:rPr>
+          <w:sz w:val="20"/>
+          <w:szCs w:val="20"/>
+          <w:lang w:val="es-ES_tradnl"/>
+        </w:rPr>
+      </w:pPr>
+      <w:r>
+        <w:rPr>
+          <w:sz w:val="20"/>
+          <w:szCs w:val="20"/>
+          <w:lang w:val="es-ES_tradnl"/>
+        </w:rPr>
+        <w:t xml:space="preserve">Guardar</w:t>
+      </w:r>
+    </w:p>
+    <w:p>
+      <w:pPr>
+        <w:numPr>
+          <w:ilvl w:val="1"/>
+          <w:numId w:val="25"/>
+        </w:numPr>
+        <w:rPr>
+          <w:sz w:val="20"/>
+          <w:szCs w:val="20"/>
+          <w:lang w:val="es-ES_tradnl"/>
+        </w:rPr>
+      </w:pPr>
+      <w:r>
+        <w:rPr>
+          <w:sz w:val="20"/>
+          <w:szCs w:val="20"/>
+          <w:lang w:val="es-ES_tradnl"/>
+        </w:rPr>
+        <w:t xml:space="preserve">Cancelar </w:t>
       </w:r>
       <w:r>
         <w:rPr>
@@ -2427,7 +2491,7 @@
           <w:szCs w:val="20"/>
           <w:lang w:val="es-ES_tradnl"/>
         </w:rPr>
-        <w:t xml:space="preserve">FA08</w:t>
+        <w:t xml:space="preserve">FA05</w:t>
       </w:r>
     </w:p>
     <w:p>
@@ -2448,28 +2512,7 @@
           <w:szCs w:val="20"/>
           <w:lang w:val="es-ES_tradnl"/>
         </w:rPr>
-        <w:t xml:space="preserve">El sistema guarda el nuevo estado del usuario.</w:t>
-      </w:r>
-    </w:p>
-    <w:p>
-      <w:pPr>
-        <w:numPr>
-          <w:ilvl w:val="0"/>
-          <w:numId w:val="25"/>
-        </w:numPr>
-        <w:rPr>
-          <w:sz w:val="20"/>
-          <w:szCs w:val="20"/>
-          <w:lang w:val="es-ES_tradnl"/>
-        </w:rPr>
-      </w:pPr>
-      <w:r>
-        <w:rPr>
-          <w:sz w:val="20"/>
-          <w:szCs w:val="20"/>
-          <w:lang w:val="es-ES_tradnl"/>
-        </w:rPr>
-        <w:t xml:space="preserve">El sistema registra los cambios en bitácora. </w:t>
+        <w:t xml:space="preserve">El usuario selecciona el nuevo estado y selecciona el botón “Guardar”. </w:t>
       </w:r>
       <w:r>
         <w:rPr>
@@ -2479,7 +2522,7 @@
           <w:szCs w:val="20"/>
           <w:lang w:val="es-ES_tradnl"/>
         </w:rPr>
-        <w:t xml:space="preserve">Ver CU15</w:t>
+        <w:t xml:space="preserve">FA08</w:t>
       </w:r>
     </w:p>
     <w:p>
@@ -2500,7 +2543,28 @@
           <w:szCs w:val="20"/>
           <w:lang w:val="es-ES_tradnl"/>
         </w:rPr>
-        <w:t xml:space="preserve">El sistema muestra el mensaje de éxito. </w:t>
+        <w:t xml:space="preserve">El sistema guarda el nuevo estado del usuario.</w:t>
+      </w:r>
+    </w:p>
+    <w:p>
+      <w:pPr>
+        <w:numPr>
+          <w:ilvl w:val="0"/>
+          <w:numId w:val="25"/>
+        </w:numPr>
+        <w:rPr>
+          <w:sz w:val="20"/>
+          <w:szCs w:val="20"/>
+          <w:lang w:val="es-ES_tradnl"/>
+        </w:rPr>
+      </w:pPr>
+      <w:r>
+        <w:rPr>
+          <w:sz w:val="20"/>
+          <w:szCs w:val="20"/>
+          <w:lang w:val="es-ES_tradnl"/>
+        </w:rPr>
+        <w:t xml:space="preserve">El sistema reinicia los intentos fallidos del usuario cuando el nuevo estado es Activo, con lo que el usuario bloqueado vuelve a poder iniciar sesión. </w:t>
       </w:r>
       <w:r>
         <w:rPr>
@@ -2510,7 +2574,7 @@
           <w:szCs w:val="20"/>
           <w:lang w:val="es-ES_tradnl"/>
         </w:rPr>
-        <w:t xml:space="preserve">AN01 # 8</w:t>
+        <w:t xml:space="preserve">RN02, Ver CU01</w:t>
       </w:r>
     </w:p>
     <w:p>
@@ -2531,41 +2595,9 @@
           <w:szCs w:val="20"/>
           <w:lang w:val="es-ES_tradnl"/>
         </w:rPr>
-        <w:t xml:space="preserve">El sistema retorna al paso 4 del flujo básico.</w:t>
-      </w:r>
-    </w:p>
-    <w:p>
-      <w:pPr>
-        <w:numPr>
-          <w:ilvl w:val="0"/>
-          <w:numId w:val="25"/>
-        </w:numPr>
-        <w:rPr>
-          <w:sz w:val="20"/>
-          <w:szCs w:val="20"/>
-          <w:lang w:val="es-ES_tradnl"/>
-        </w:rPr>
-      </w:pPr>
-      <w:r>
-        <w:rPr>
-          <w:sz w:val="20"/>
-          <w:szCs w:val="20"/>
-          <w:lang w:val="es-ES_tradnl"/>
-        </w:rPr>
-        <w:t xml:space="preserve">Fin de flujo alterno.</w:t>
-      </w:r>
-    </w:p>
-    <w:p>
-      <w:pPr>
-        <w:rPr>
-          <w:sz w:val="20"/>
-          <w:szCs w:val="20"/>
-          <w:lang w:val="es-ES_tradnl"/>
-        </w:rPr>
-      </w:pPr>
-    </w:p>
-    <w:p>
-      <w:pPr>
+        <w:t xml:space="preserve">El sistema registra los cambios en bitácora. </w:t>
+      </w:r>
+      <w:r>
         <w:rPr>
           <w:b/>
           <w:bCs/>
@@ -2573,7 +2605,29 @@
           <w:szCs w:val="20"/>
           <w:lang w:val="es-ES_tradnl"/>
         </w:rPr>
-      </w:pPr>
+        <w:t xml:space="preserve">Ver CU15</w:t>
+      </w:r>
+    </w:p>
+    <w:p>
+      <w:pPr>
+        <w:numPr>
+          <w:ilvl w:val="0"/>
+          <w:numId w:val="25"/>
+        </w:numPr>
+        <w:rPr>
+          <w:sz w:val="20"/>
+          <w:szCs w:val="20"/>
+          <w:lang w:val="es-ES_tradnl"/>
+        </w:rPr>
+      </w:pPr>
+      <w:r>
+        <w:rPr>
+          <w:sz w:val="20"/>
+          <w:szCs w:val="20"/>
+          <w:lang w:val="es-ES_tradnl"/>
+        </w:rPr>
+        <w:t xml:space="preserve">El sistema muestra el mensaje de éxito. </w:t>
+      </w:r>
       <w:r>
         <w:rPr>
           <w:b/>
@@ -2582,56 +2636,14 @@
           <w:szCs w:val="20"/>
           <w:lang w:val="es-ES_tradnl"/>
         </w:rPr>
-        <w:t xml:space="preserve">FA05 Cancelar</w:t>
-      </w:r>
-    </w:p>
-    <w:p>
-      <w:pPr>
-        <w:numPr>
-          <w:ilvl w:val="0"/>
-          <w:numId w:val="26"/>
-        </w:numPr>
-        <w:rPr>
-          <w:sz w:val="20"/>
-          <w:szCs w:val="20"/>
-          <w:lang w:val="es-ES_tradnl"/>
-        </w:rPr>
-      </w:pPr>
-      <w:r>
-        <w:rPr>
-          <w:sz w:val="20"/>
-          <w:szCs w:val="20"/>
-          <w:lang w:val="es-ES_tradnl"/>
-        </w:rPr>
-        <w:t xml:space="preserve">El usuario selecciona el botón “Cancelar”</w:t>
-      </w:r>
-    </w:p>
-    <w:p>
-      <w:pPr>
-        <w:numPr>
-          <w:ilvl w:val="0"/>
-          <w:numId w:val="26"/>
-        </w:numPr>
-        <w:rPr>
-          <w:sz w:val="20"/>
-          <w:szCs w:val="20"/>
-          <w:lang w:val="es-ES_tradnl"/>
-        </w:rPr>
-      </w:pPr>
-      <w:r>
-        <w:rPr>
-          <w:sz w:val="20"/>
-          <w:szCs w:val="20"/>
-          <w:lang w:val="es-ES_tradnl"/>
-        </w:rPr>
-        <w:t xml:space="preserve">El sistema cierra el formulario.</w:t>
-      </w:r>
-    </w:p>
-    <w:p>
-      <w:pPr>
-        <w:numPr>
-          <w:ilvl w:val="0"/>
-          <w:numId w:val="26"/>
+        <w:t xml:space="preserve">AN01 # 8</w:t>
+      </w:r>
+    </w:p>
+    <w:p>
+      <w:pPr>
+        <w:numPr>
+          <w:ilvl w:val="0"/>
+          <w:numId w:val="25"/>
         </w:numPr>
         <w:rPr>
           <w:sz w:val="20"/>
@@ -2652,7 +2664,7 @@
       <w:pPr>
         <w:numPr>
           <w:ilvl w:val="0"/>
-          <w:numId w:val="26"/>
+          <w:numId w:val="25"/>
         </w:numPr>
         <w:rPr>
           <w:sz w:val="20"/>
@@ -2696,51 +2708,104 @@
           <w:szCs w:val="20"/>
           <w:lang w:val="es-ES_tradnl"/>
         </w:rPr>
-        <w:t xml:space="preserve">FA06 Campos obligatorios incompletos</w:t>
-      </w:r>
-    </w:p>
-    <w:p>
-      <w:pPr>
-        <w:numPr>
-          <w:ilvl w:val="0"/>
-          <w:numId w:val="27"/>
-        </w:numPr>
-        <w:rPr>
-          <w:sz w:val="20"/>
-          <w:szCs w:val="20"/>
-          <w:lang w:val="es-ES_tradnl"/>
-        </w:rPr>
-      </w:pPr>
-      <w:r>
-        <w:rPr>
-          <w:sz w:val="20"/>
-          <w:szCs w:val="20"/>
-          <w:lang w:val="es-ES_tradnl"/>
-        </w:rPr>
-        <w:t xml:space="preserve">El sistema valida que los campos obligatorios hayan sido ingresados.</w:t>
-      </w:r>
-    </w:p>
-    <w:p>
-      <w:pPr>
-        <w:numPr>
-          <w:ilvl w:val="0"/>
-          <w:numId w:val="27"/>
-        </w:numPr>
-        <w:rPr>
-          <w:sz w:val="20"/>
-          <w:szCs w:val="20"/>
-          <w:lang w:val="es-ES_tradnl"/>
-        </w:rPr>
-      </w:pPr>
-      <w:r>
-        <w:rPr>
-          <w:sz w:val="20"/>
-          <w:szCs w:val="20"/>
-          <w:lang w:val="es-ES_tradnl"/>
-        </w:rPr>
-        <w:t xml:space="preserve">El sistema muestra el mensaje de error. </w:t>
-      </w:r>
-      <w:r>
+        <w:t xml:space="preserve">FA05 Cancelar</w:t>
+      </w:r>
+    </w:p>
+    <w:p>
+      <w:pPr>
+        <w:numPr>
+          <w:ilvl w:val="0"/>
+          <w:numId w:val="26"/>
+        </w:numPr>
+        <w:rPr>
+          <w:sz w:val="20"/>
+          <w:szCs w:val="20"/>
+          <w:lang w:val="es-ES_tradnl"/>
+        </w:rPr>
+      </w:pPr>
+      <w:r>
+        <w:rPr>
+          <w:sz w:val="20"/>
+          <w:szCs w:val="20"/>
+          <w:lang w:val="es-ES_tradnl"/>
+        </w:rPr>
+        <w:t xml:space="preserve">El usuario selecciona el botón “Cancelar”</w:t>
+      </w:r>
+    </w:p>
+    <w:p>
+      <w:pPr>
+        <w:numPr>
+          <w:ilvl w:val="0"/>
+          <w:numId w:val="26"/>
+        </w:numPr>
+        <w:rPr>
+          <w:sz w:val="20"/>
+          <w:szCs w:val="20"/>
+          <w:lang w:val="es-ES_tradnl"/>
+        </w:rPr>
+      </w:pPr>
+      <w:r>
+        <w:rPr>
+          <w:sz w:val="20"/>
+          <w:szCs w:val="20"/>
+          <w:lang w:val="es-ES_tradnl"/>
+        </w:rPr>
+        <w:t xml:space="preserve">El sistema cierra el formulario.</w:t>
+      </w:r>
+    </w:p>
+    <w:p>
+      <w:pPr>
+        <w:numPr>
+          <w:ilvl w:val="0"/>
+          <w:numId w:val="26"/>
+        </w:numPr>
+        <w:rPr>
+          <w:sz w:val="20"/>
+          <w:szCs w:val="20"/>
+          <w:lang w:val="es-ES_tradnl"/>
+        </w:rPr>
+      </w:pPr>
+      <w:r>
+        <w:rPr>
+          <w:sz w:val="20"/>
+          <w:szCs w:val="20"/>
+          <w:lang w:val="es-ES_tradnl"/>
+        </w:rPr>
+        <w:t xml:space="preserve">El sistema retorna al paso 4 del flujo básico.</w:t>
+      </w:r>
+    </w:p>
+    <w:p>
+      <w:pPr>
+        <w:numPr>
+          <w:ilvl w:val="0"/>
+          <w:numId w:val="26"/>
+        </w:numPr>
+        <w:rPr>
+          <w:sz w:val="20"/>
+          <w:szCs w:val="20"/>
+          <w:lang w:val="es-ES_tradnl"/>
+        </w:rPr>
+      </w:pPr>
+      <w:r>
+        <w:rPr>
+          <w:sz w:val="20"/>
+          <w:szCs w:val="20"/>
+          <w:lang w:val="es-ES_tradnl"/>
+        </w:rPr>
+        <w:t xml:space="preserve">Fin de flujo alterno.</w:t>
+      </w:r>
+    </w:p>
+    <w:p>
+      <w:pPr>
+        <w:rPr>
+          <w:sz w:val="20"/>
+          <w:szCs w:val="20"/>
+          <w:lang w:val="es-ES_tradnl"/>
+        </w:rPr>
+      </w:pPr>
+    </w:p>
+    <w:p>
+      <w:pPr>
         <w:rPr>
           <w:b/>
           <w:bCs/>
@@ -2748,62 +2813,8 @@
           <w:szCs w:val="20"/>
           <w:lang w:val="es-ES_tradnl"/>
         </w:rPr>
-        <w:t xml:space="preserve">AN02 # 7</w:t>
-      </w:r>
-    </w:p>
-    <w:p>
-      <w:pPr>
-        <w:numPr>
-          <w:ilvl w:val="0"/>
-          <w:numId w:val="27"/>
-        </w:numPr>
-        <w:rPr>
-          <w:sz w:val="20"/>
-          <w:szCs w:val="20"/>
-          <w:lang w:val="es-ES_tradnl"/>
-        </w:rPr>
-      </w:pPr>
-      <w:r>
-        <w:rPr>
-          <w:sz w:val="20"/>
-          <w:szCs w:val="20"/>
-          <w:lang w:val="es-ES_tradnl"/>
-        </w:rPr>
-        <w:t xml:space="preserve">El sistema retorna al paso 9 del flujo básico, para corregir.</w:t>
-      </w:r>
-    </w:p>
-    <w:p>
-      <w:pPr>
-        <w:numPr>
-          <w:ilvl w:val="0"/>
-          <w:numId w:val="27"/>
-        </w:numPr>
-        <w:rPr>
-          <w:sz w:val="20"/>
-          <w:szCs w:val="20"/>
-          <w:lang w:val="es-ES_tradnl"/>
-        </w:rPr>
-      </w:pPr>
-      <w:r>
-        <w:rPr>
-          <w:sz w:val="20"/>
-          <w:szCs w:val="20"/>
-          <w:lang w:val="es-ES_tradnl"/>
-        </w:rPr>
-        <w:t xml:space="preserve">Fin de flujo alterno.</w:t>
-      </w:r>
-    </w:p>
-    <w:p>
-      <w:pPr>
-        <w:rPr>
-          <w:sz w:val="20"/>
-          <w:szCs w:val="20"/>
-          <w:lang w:val="es-ES_tradnl"/>
-        </w:rPr>
-      </w:pPr>
-    </w:p>
-    <w:p>
-      <w:pPr>
+      </w:pPr>
+      <w:r>
         <w:rPr>
           <w:b/>
           <w:bCs/>
@@ -2811,7 +2822,50 @@
           <w:szCs w:val="20"/>
           <w:lang w:val="es-ES_tradnl"/>
         </w:rPr>
-      </w:pPr>
+        <w:t xml:space="preserve">FA06 Campos obligatorios incompletos</w:t>
+      </w:r>
+    </w:p>
+    <w:p>
+      <w:pPr>
+        <w:numPr>
+          <w:ilvl w:val="0"/>
+          <w:numId w:val="27"/>
+        </w:numPr>
+        <w:rPr>
+          <w:sz w:val="20"/>
+          <w:szCs w:val="20"/>
+          <w:lang w:val="es-ES_tradnl"/>
+        </w:rPr>
+      </w:pPr>
+      <w:r>
+        <w:rPr>
+          <w:sz w:val="20"/>
+          <w:szCs w:val="20"/>
+          <w:lang w:val="es-ES_tradnl"/>
+        </w:rPr>
+        <w:t xml:space="preserve">El sistema valida que los campos obligatorios hayan sido ingresados.</w:t>
+      </w:r>
+    </w:p>
+    <w:p>
+      <w:pPr>
+        <w:numPr>
+          <w:ilvl w:val="0"/>
+          <w:numId w:val="27"/>
+        </w:numPr>
+        <w:rPr>
+          <w:sz w:val="20"/>
+          <w:szCs w:val="20"/>
+          <w:lang w:val="es-ES_tradnl"/>
+        </w:rPr>
+      </w:pPr>
+      <w:r>
+        <w:rPr>
+          <w:sz w:val="20"/>
+          <w:szCs w:val="20"/>
+          <w:lang w:val="es-ES_tradnl"/>
+        </w:rPr>
+        <w:t xml:space="preserve">El sistema muestra el mensaje de error. </w:t>
+      </w:r>
       <w:r>
         <w:rPr>
           <w:b/>
@@ -2820,30 +2874,62 @@
           <w:szCs w:val="20"/>
           <w:lang w:val="es-ES_tradnl"/>
         </w:rPr>
-        <w:t xml:space="preserve">FA07 Datos no válidos o usuario duplicado</w:t>
-      </w:r>
-    </w:p>
-    <w:p>
-      <w:pPr>
-        <w:numPr>
-          <w:ilvl w:val="0"/>
-          <w:numId w:val="28"/>
-        </w:numPr>
-        <w:rPr>
-          <w:sz w:val="20"/>
-          <w:szCs w:val="20"/>
-          <w:lang w:val="es-ES_tradnl"/>
-        </w:rPr>
-      </w:pPr>
-      <w:r>
-        <w:rPr>
-          <w:sz w:val="20"/>
-          <w:szCs w:val="20"/>
-          <w:lang w:val="es-ES_tradnl"/>
-        </w:rPr>
-        <w:t xml:space="preserve">El sistema valida el formato del CUI, del correo electrónico y de la contraseña. </w:t>
-      </w:r>
-      <w:r>
+        <w:t xml:space="preserve">AN02 # 7</w:t>
+      </w:r>
+    </w:p>
+    <w:p>
+      <w:pPr>
+        <w:numPr>
+          <w:ilvl w:val="0"/>
+          <w:numId w:val="27"/>
+        </w:numPr>
+        <w:rPr>
+          <w:sz w:val="20"/>
+          <w:szCs w:val="20"/>
+          <w:lang w:val="es-ES_tradnl"/>
+        </w:rPr>
+      </w:pPr>
+      <w:r>
+        <w:rPr>
+          <w:sz w:val="20"/>
+          <w:szCs w:val="20"/>
+          <w:lang w:val="es-ES_tradnl"/>
+        </w:rPr>
+        <w:t xml:space="preserve">El sistema retorna al paso 9 del flujo básico, para corregir.</w:t>
+      </w:r>
+    </w:p>
+    <w:p>
+      <w:pPr>
+        <w:numPr>
+          <w:ilvl w:val="0"/>
+          <w:numId w:val="27"/>
+        </w:numPr>
+        <w:rPr>
+          <w:sz w:val="20"/>
+          <w:szCs w:val="20"/>
+          <w:lang w:val="es-ES_tradnl"/>
+        </w:rPr>
+      </w:pPr>
+      <w:r>
+        <w:rPr>
+          <w:sz w:val="20"/>
+          <w:szCs w:val="20"/>
+          <w:lang w:val="es-ES_tradnl"/>
+        </w:rPr>
+        <w:t xml:space="preserve">Fin de flujo alterno.</w:t>
+      </w:r>
+    </w:p>
+    <w:p>
+      <w:pPr>
+        <w:rPr>
+          <w:sz w:val="20"/>
+          <w:szCs w:val="20"/>
+          <w:lang w:val="es-ES_tradnl"/>
+        </w:rPr>
+      </w:pPr>
+    </w:p>
+    <w:p>
+      <w:pPr>
         <w:rPr>
           <w:b/>
           <w:bCs/>
@@ -2851,29 +2937,7 @@
           <w:szCs w:val="20"/>
           <w:lang w:val="es-ES_tradnl"/>
         </w:rPr>
-        <w:t xml:space="preserve">RN08, RN27</w:t>
-      </w:r>
-    </w:p>
-    <w:p>
-      <w:pPr>
-        <w:numPr>
-          <w:ilvl w:val="0"/>
-          <w:numId w:val="28"/>
-        </w:numPr>
-        <w:rPr>
-          <w:sz w:val="20"/>
-          <w:szCs w:val="20"/>
-          <w:lang w:val="es-ES_tradnl"/>
-        </w:rPr>
-      </w:pPr>
-      <w:r>
-        <w:rPr>
-          <w:sz w:val="20"/>
-          <w:szCs w:val="20"/>
-          <w:lang w:val="es-ES_tradnl"/>
-        </w:rPr>
-        <w:t xml:space="preserve">El sistema muestra el mensaje de error. </w:t>
-      </w:r>
+      </w:pPr>
       <w:r>
         <w:rPr>
           <w:b/>
@@ -2882,7 +2946,7 @@
           <w:szCs w:val="20"/>
           <w:lang w:val="es-ES_tradnl"/>
         </w:rPr>
-        <w:t xml:space="preserve">AN02 # 28</w:t>
+        <w:t xml:space="preserve">FA07 Datos no válidos o usuario duplicado</w:t>
       </w:r>
     </w:p>
     <w:p>
@@ -2903,7 +2967,7 @@
           <w:szCs w:val="20"/>
           <w:lang w:val="es-ES_tradnl"/>
         </w:rPr>
-        <w:t xml:space="preserve">El sistema muestra el mensaje de error cuando el CUI o el correo ya existen. </w:t>
+        <w:t xml:space="preserve">El sistema valida el formato del CUI, del correo electrónico y de la contraseña. </w:t>
       </w:r>
       <w:r>
         <w:rPr>
@@ -2913,7 +2977,7 @@
           <w:szCs w:val="20"/>
           <w:lang w:val="es-ES_tradnl"/>
         </w:rPr>
-        <w:t xml:space="preserve">AN02 # 43</w:t>
+        <w:t xml:space="preserve">RN08, RN27</w:t>
       </w:r>
     </w:p>
     <w:p>
@@ -2934,41 +2998,9 @@
           <w:szCs w:val="20"/>
           <w:lang w:val="es-ES_tradnl"/>
         </w:rPr>
-        <w:t xml:space="preserve">El sistema retorna al paso 9 del flujo básico, para corregir.</w:t>
-      </w:r>
-    </w:p>
-    <w:p>
-      <w:pPr>
-        <w:numPr>
-          <w:ilvl w:val="0"/>
-          <w:numId w:val="28"/>
-        </w:numPr>
-        <w:rPr>
-          <w:sz w:val="20"/>
-          <w:szCs w:val="20"/>
-          <w:lang w:val="es-ES_tradnl"/>
-        </w:rPr>
-      </w:pPr>
-      <w:r>
-        <w:rPr>
-          <w:sz w:val="20"/>
-          <w:szCs w:val="20"/>
-          <w:lang w:val="es-ES_tradnl"/>
-        </w:rPr>
-        <w:t xml:space="preserve">Fin de flujo alterno.</w:t>
-      </w:r>
-    </w:p>
-    <w:p>
-      <w:pPr>
-        <w:rPr>
-          <w:sz w:val="20"/>
-          <w:szCs w:val="20"/>
-          <w:lang w:val="es-ES_tradnl"/>
-        </w:rPr>
-      </w:pPr>
-    </w:p>
-    <w:p>
-      <w:pPr>
+        <w:t xml:space="preserve">El sistema muestra el mensaje de error. </w:t>
+      </w:r>
+      <w:r>
         <w:rPr>
           <w:b/>
           <w:bCs/>
@@ -2976,7 +3008,29 @@
           <w:szCs w:val="20"/>
           <w:lang w:val="es-ES_tradnl"/>
         </w:rPr>
-      </w:pPr>
+        <w:t xml:space="preserve">AN02 # 28</w:t>
+      </w:r>
+    </w:p>
+    <w:p>
+      <w:pPr>
+        <w:numPr>
+          <w:ilvl w:val="0"/>
+          <w:numId w:val="28"/>
+        </w:numPr>
+        <w:rPr>
+          <w:sz w:val="20"/>
+          <w:szCs w:val="20"/>
+          <w:lang w:val="es-ES_tradnl"/>
+        </w:rPr>
+      </w:pPr>
+      <w:r>
+        <w:rPr>
+          <w:sz w:val="20"/>
+          <w:szCs w:val="20"/>
+          <w:lang w:val="es-ES_tradnl"/>
+        </w:rPr>
+        <w:t xml:space="preserve">El sistema muestra el mensaje de error cuando el CUI o el correo ya existen. </w:t>
+      </w:r>
       <w:r>
         <w:rPr>
           <w:b/>
@@ -2985,30 +3039,62 @@
           <w:szCs w:val="20"/>
           <w:lang w:val="es-ES_tradnl"/>
         </w:rPr>
-        <w:t xml:space="preserve">FA08 El usuario tiene casos activos asignados</w:t>
-      </w:r>
-    </w:p>
-    <w:p>
-      <w:pPr>
-        <w:numPr>
-          <w:ilvl w:val="0"/>
-          <w:numId w:val="29"/>
-        </w:numPr>
-        <w:rPr>
-          <w:sz w:val="20"/>
-          <w:szCs w:val="20"/>
-          <w:lang w:val="es-ES_tradnl"/>
-        </w:rPr>
-      </w:pPr>
-      <w:r>
-        <w:rPr>
-          <w:sz w:val="20"/>
-          <w:szCs w:val="20"/>
-          <w:lang w:val="es-ES_tradnl"/>
-        </w:rPr>
-        <w:t xml:space="preserve">El sistema valida que el usuario no tenga casos en atención cuando el nuevo estado no es Activo. </w:t>
-      </w:r>
-      <w:r>
+        <w:t xml:space="preserve">AN02 # 43</w:t>
+      </w:r>
+    </w:p>
+    <w:p>
+      <w:pPr>
+        <w:numPr>
+          <w:ilvl w:val="0"/>
+          <w:numId w:val="28"/>
+        </w:numPr>
+        <w:rPr>
+          <w:sz w:val="20"/>
+          <w:szCs w:val="20"/>
+          <w:lang w:val="es-ES_tradnl"/>
+        </w:rPr>
+      </w:pPr>
+      <w:r>
+        <w:rPr>
+          <w:sz w:val="20"/>
+          <w:szCs w:val="20"/>
+          <w:lang w:val="es-ES_tradnl"/>
+        </w:rPr>
+        <w:t xml:space="preserve">El sistema retorna al paso 9 del flujo básico, para corregir.</w:t>
+      </w:r>
+    </w:p>
+    <w:p>
+      <w:pPr>
+        <w:numPr>
+          <w:ilvl w:val="0"/>
+          <w:numId w:val="28"/>
+        </w:numPr>
+        <w:rPr>
+          <w:sz w:val="20"/>
+          <w:szCs w:val="20"/>
+          <w:lang w:val="es-ES_tradnl"/>
+        </w:rPr>
+      </w:pPr>
+      <w:r>
+        <w:rPr>
+          <w:sz w:val="20"/>
+          <w:szCs w:val="20"/>
+          <w:lang w:val="es-ES_tradnl"/>
+        </w:rPr>
+        <w:t xml:space="preserve">Fin de flujo alterno.</w:t>
+      </w:r>
+    </w:p>
+    <w:p>
+      <w:pPr>
+        <w:rPr>
+          <w:sz w:val="20"/>
+          <w:szCs w:val="20"/>
+          <w:lang w:val="es-ES_tradnl"/>
+        </w:rPr>
+      </w:pPr>
+    </w:p>
+    <w:p>
+      <w:pPr>
         <w:rPr>
           <w:b/>
           <w:bCs/>
@@ -3016,29 +3102,7 @@
           <w:szCs w:val="20"/>
           <w:lang w:val="es-ES_tradnl"/>
         </w:rPr>
-        <w:t xml:space="preserve">RN02</w:t>
-      </w:r>
-    </w:p>
-    <w:p>
-      <w:pPr>
-        <w:numPr>
-          <w:ilvl w:val="0"/>
-          <w:numId w:val="29"/>
-        </w:numPr>
-        <w:rPr>
-          <w:sz w:val="20"/>
-          <w:szCs w:val="20"/>
-          <w:lang w:val="es-ES_tradnl"/>
-        </w:rPr>
-      </w:pPr>
-      <w:r>
-        <w:rPr>
-          <w:sz w:val="20"/>
-          <w:szCs w:val="20"/>
-          <w:lang w:val="es-ES_tradnl"/>
-        </w:rPr>
-        <w:t xml:space="preserve">El sistema muestra el mensaje de error. </w:t>
-      </w:r>
+      </w:pPr>
       <w:r>
         <w:rPr>
           <w:b/>
@@ -3047,7 +3111,7 @@
           <w:szCs w:val="20"/>
           <w:lang w:val="es-ES_tradnl"/>
         </w:rPr>
-        <w:t xml:space="preserve">AN02 # 26</w:t>
+        <w:t xml:space="preserve">FA08 El usuario tiene casos a su cargo</w:t>
       </w:r>
     </w:p>
     <w:p>
@@ -3068,7 +3132,7 @@
           <w:szCs w:val="20"/>
           <w:lang w:val="es-ES_tradnl"/>
         </w:rPr>
-        <w:t xml:space="preserve">El sistema solicita el Técnico al que se reasignarán los casos. </w:t>
+        <w:t xml:space="preserve">El sistema valida que el usuario no tenga casos a su cargo cuando el nuevo estado es distinto de Activo, lo que únicamente ocurre con el rol de Técnico. </w:t>
       </w:r>
       <w:r>
         <w:rPr>
@@ -3078,7 +3142,7 @@
           <w:szCs w:val="20"/>
           <w:lang w:val="es-ES_tradnl"/>
         </w:rPr>
-        <w:t xml:space="preserve">RN26</w:t>
+        <w:t xml:space="preserve">RN26, FA10</w:t>
       </w:r>
     </w:p>
     <w:p>
@@ -3099,49 +3163,7 @@
           <w:szCs w:val="20"/>
           <w:lang w:val="es-ES_tradnl"/>
         </w:rPr>
-        <w:t xml:space="preserve">El usuario selecciona el Técnico y selecciona el botón “Reasignar y continuar”.</w:t>
-      </w:r>
-    </w:p>
-    <w:p>
-      <w:pPr>
-        <w:numPr>
-          <w:ilvl w:val="0"/>
-          <w:numId w:val="29"/>
-        </w:numPr>
-        <w:rPr>
-          <w:sz w:val="20"/>
-          <w:szCs w:val="20"/>
-          <w:lang w:val="es-ES_tradnl"/>
-        </w:rPr>
-      </w:pPr>
-      <w:r>
-        <w:rPr>
-          <w:sz w:val="20"/>
-          <w:szCs w:val="20"/>
-          <w:lang w:val="es-ES_tradnl"/>
-        </w:rPr>
-        <w:t xml:space="preserve">El sistema traslada los casos al Técnico seleccionado y actualiza la carga de ambos.</w:t>
-      </w:r>
-    </w:p>
-    <w:p>
-      <w:pPr>
-        <w:numPr>
-          <w:ilvl w:val="0"/>
-          <w:numId w:val="29"/>
-        </w:numPr>
-        <w:rPr>
-          <w:sz w:val="20"/>
-          <w:szCs w:val="20"/>
-          <w:lang w:val="es-ES_tradnl"/>
-        </w:rPr>
-      </w:pPr>
-      <w:r>
-        <w:rPr>
-          <w:sz w:val="20"/>
-          <w:szCs w:val="20"/>
-          <w:lang w:val="es-ES_tradnl"/>
-        </w:rPr>
-        <w:t xml:space="preserve">El sistema registra los cambios en bitácora. </w:t>
+        <w:t xml:space="preserve">El sistema muestra el mensaje de error. </w:t>
       </w:r>
       <w:r>
         <w:rPr>
@@ -3151,7 +3173,7 @@
           <w:szCs w:val="20"/>
           <w:lang w:val="es-ES_tradnl"/>
         </w:rPr>
-        <w:t xml:space="preserve">Ver CU15</w:t>
+        <w:t xml:space="preserve">AN02 # 26</w:t>
       </w:r>
     </w:p>
     <w:p>
@@ -3172,41 +3194,9 @@
           <w:szCs w:val="20"/>
           <w:lang w:val="es-ES_tradnl"/>
         </w:rPr>
-        <w:t xml:space="preserve">El sistema continúa en el paso 4 del flujo alterno FA04.</w:t>
-      </w:r>
-    </w:p>
-    <w:p>
-      <w:pPr>
-        <w:numPr>
-          <w:ilvl w:val="0"/>
-          <w:numId w:val="29"/>
-        </w:numPr>
-        <w:rPr>
-          <w:sz w:val="20"/>
-          <w:szCs w:val="20"/>
-          <w:lang w:val="es-ES_tradnl"/>
-        </w:rPr>
-      </w:pPr>
-      <w:r>
-        <w:rPr>
-          <w:sz w:val="20"/>
-          <w:szCs w:val="20"/>
-          <w:lang w:val="es-ES_tradnl"/>
-        </w:rPr>
-        <w:t xml:space="preserve">Fin de flujo alterno.</w:t>
-      </w:r>
-    </w:p>
-    <w:p>
-      <w:pPr>
-        <w:rPr>
-          <w:sz w:val="20"/>
-          <w:szCs w:val="20"/>
-          <w:lang w:val="es-ES_tradnl"/>
-        </w:rPr>
-      </w:pPr>
-    </w:p>
-    <w:p>
-      <w:pPr>
+        <w:t xml:space="preserve">El sistema muestra la lista de los Técnicos que pueden recibir los casos: los que están en estado Activo y pertenecen al mismo departamento del Técnico. </w:t>
+      </w:r>
+      <w:r>
         <w:rPr>
           <w:b/>
           <w:bCs/>
@@ -3214,7 +3204,50 @@
           <w:szCs w:val="20"/>
           <w:lang w:val="es-ES_tradnl"/>
         </w:rPr>
-      </w:pPr>
+        <w:t xml:space="preserve">RN40</w:t>
+      </w:r>
+    </w:p>
+    <w:p>
+      <w:pPr>
+        <w:numPr>
+          <w:ilvl w:val="0"/>
+          <w:numId w:val="29"/>
+        </w:numPr>
+        <w:rPr>
+          <w:sz w:val="20"/>
+          <w:szCs w:val="20"/>
+          <w:lang w:val="es-ES_tradnl"/>
+        </w:rPr>
+      </w:pPr>
+      <w:r>
+        <w:rPr>
+          <w:sz w:val="20"/>
+          <w:szCs w:val="20"/>
+          <w:lang w:val="es-ES_tradnl"/>
+        </w:rPr>
+        <w:t xml:space="preserve">El usuario selecciona el Técnico destino y selecciona el botón “Reasignar y continuar”.</w:t>
+      </w:r>
+    </w:p>
+    <w:p>
+      <w:pPr>
+        <w:numPr>
+          <w:ilvl w:val="0"/>
+          <w:numId w:val="29"/>
+        </w:numPr>
+        <w:rPr>
+          <w:sz w:val="20"/>
+          <w:szCs w:val="20"/>
+          <w:lang w:val="es-ES_tradnl"/>
+        </w:rPr>
+      </w:pPr>
+      <w:r>
+        <w:rPr>
+          <w:sz w:val="20"/>
+          <w:szCs w:val="20"/>
+          <w:lang w:val="es-ES_tradnl"/>
+        </w:rPr>
+        <w:t xml:space="preserve">El sistema muestra el mensaje de error cuando no se seleccionó el Técnico destino. </w:t>
+      </w:r>
       <w:r>
         <w:rPr>
           <w:b/>
@@ -3223,49 +3256,28 @@
           <w:szCs w:val="20"/>
           <w:lang w:val="es-ES_tradnl"/>
         </w:rPr>
-        <w:t xml:space="preserve">FA09 Seguimiento del caso</w:t>
-      </w:r>
-    </w:p>
-    <w:p>
-      <w:pPr>
-        <w:numPr>
-          <w:ilvl w:val="0"/>
-          <w:numId w:val="30"/>
-        </w:numPr>
-        <w:rPr>
-          <w:sz w:val="20"/>
-          <w:szCs w:val="20"/>
-          <w:lang w:val="es-ES_tradnl"/>
-        </w:rPr>
-      </w:pPr>
-      <w:r>
-        <w:rPr>
-          <w:sz w:val="20"/>
-          <w:szCs w:val="20"/>
-          <w:lang w:val="es-ES_tradnl"/>
-        </w:rPr>
-        <w:t xml:space="preserve">El usuario selecciona el menú “Seguimiento del Caso”.</w:t>
-      </w:r>
-    </w:p>
-    <w:p>
-      <w:pPr>
-        <w:numPr>
-          <w:ilvl w:val="0"/>
-          <w:numId w:val="30"/>
-        </w:numPr>
-        <w:rPr>
-          <w:sz w:val="20"/>
-          <w:szCs w:val="20"/>
-          <w:lang w:val="es-ES_tradnl"/>
-        </w:rPr>
-      </w:pPr>
-      <w:r>
-        <w:rPr>
-          <w:sz w:val="20"/>
-          <w:szCs w:val="20"/>
-          <w:lang w:val="es-ES_tradnl"/>
-        </w:rPr>
-        <w:t xml:space="preserve">El sistema muestra el formulario seguimiento del caso. </w:t>
+        <w:t xml:space="preserve">AN02 # 7</w:t>
+      </w:r>
+    </w:p>
+    <w:p>
+      <w:pPr>
+        <w:numPr>
+          <w:ilvl w:val="0"/>
+          <w:numId w:val="29"/>
+        </w:numPr>
+        <w:rPr>
+          <w:sz w:val="20"/>
+          <w:szCs w:val="20"/>
+          <w:lang w:val="es-ES_tradnl"/>
+        </w:rPr>
+      </w:pPr>
+      <w:r>
+        <w:rPr>
+          <w:sz w:val="20"/>
+          <w:szCs w:val="20"/>
+          <w:lang w:val="es-ES_tradnl"/>
+        </w:rPr>
+        <w:t xml:space="preserve">El sistema traslada al Técnico seleccionado los casos En Atención, En Supervisión, Pendiente de Firma y Requiere Ampliación del Técnico que deja de estar Activo. </w:t>
       </w:r>
       <w:r>
         <w:rPr>
@@ -3275,28 +3287,28 @@
           <w:szCs w:val="20"/>
           <w:lang w:val="es-ES_tradnl"/>
         </w:rPr>
-        <w:t xml:space="preserve">RN37</w:t>
-      </w:r>
-    </w:p>
-    <w:p>
-      <w:pPr>
-        <w:numPr>
-          <w:ilvl w:val="0"/>
-          <w:numId w:val="30"/>
-        </w:numPr>
-        <w:rPr>
-          <w:sz w:val="20"/>
-          <w:szCs w:val="20"/>
-          <w:lang w:val="es-ES_tradnl"/>
-        </w:rPr>
-      </w:pPr>
-      <w:r>
-        <w:rPr>
-          <w:sz w:val="20"/>
-          <w:szCs w:val="20"/>
-          <w:lang w:val="es-ES_tradnl"/>
-        </w:rPr>
-        <w:t xml:space="preserve">El usuario ingresa el código de seguimiento y selecciona el botón “Buscar”. </w:t>
+        <w:t xml:space="preserve">RN04</w:t>
+      </w:r>
+    </w:p>
+    <w:p>
+      <w:pPr>
+        <w:numPr>
+          <w:ilvl w:val="0"/>
+          <w:numId w:val="29"/>
+        </w:numPr>
+        <w:rPr>
+          <w:sz w:val="20"/>
+          <w:szCs w:val="20"/>
+          <w:lang w:val="es-ES_tradnl"/>
+        </w:rPr>
+      </w:pPr>
+      <w:r>
+        <w:rPr>
+          <w:sz w:val="20"/>
+          <w:szCs w:val="20"/>
+          <w:lang w:val="es-ES_tradnl"/>
+        </w:rPr>
+        <w:t xml:space="preserve">El sistema actualiza en ambos Técnicos la cantidad de casos En Atención, que es la carga con la que se reparten los casos nuevos. </w:t>
       </w:r>
       <w:r>
         <w:rPr>
@@ -3306,28 +3318,28 @@
           <w:szCs w:val="20"/>
           <w:lang w:val="es-ES_tradnl"/>
         </w:rPr>
-        <w:t xml:space="preserve">FA09-A</w:t>
-      </w:r>
-    </w:p>
-    <w:p>
-      <w:pPr>
-        <w:numPr>
-          <w:ilvl w:val="0"/>
-          <w:numId w:val="30"/>
-        </w:numPr>
-        <w:rPr>
-          <w:sz w:val="20"/>
-          <w:szCs w:val="20"/>
-          <w:lang w:val="es-ES_tradnl"/>
-        </w:rPr>
-      </w:pPr>
-      <w:r>
-        <w:rPr>
-          <w:sz w:val="20"/>
-          <w:szCs w:val="20"/>
-          <w:lang w:val="es-ES_tradnl"/>
-        </w:rPr>
-        <w:t xml:space="preserve">El sistema muestra el expediente consolidado del caso: sus datos, la decisión del Auxiliar, las observaciones registradas, las actividades del Técnico, los documentos generados y el historial de cambios. </w:t>
+        <w:t xml:space="preserve">RN26, Ver CU04</w:t>
+      </w:r>
+    </w:p>
+    <w:p>
+      <w:pPr>
+        <w:numPr>
+          <w:ilvl w:val="0"/>
+          <w:numId w:val="29"/>
+        </w:numPr>
+        <w:rPr>
+          <w:sz w:val="20"/>
+          <w:szCs w:val="20"/>
+          <w:lang w:val="es-ES_tradnl"/>
+        </w:rPr>
+      </w:pPr>
+      <w:r>
+        <w:rPr>
+          <w:sz w:val="20"/>
+          <w:szCs w:val="20"/>
+          <w:lang w:val="es-ES_tradnl"/>
+        </w:rPr>
+        <w:t xml:space="preserve">El sistema envía correo electrónico al Técnico que recibe los casos. </w:t>
       </w:r>
       <w:r>
         <w:rPr>
@@ -3337,83 +3349,30 @@
           <w:szCs w:val="20"/>
           <w:lang w:val="es-ES_tradnl"/>
         </w:rPr>
-        <w:t xml:space="preserve">RN37</w:t>
-      </w:r>
-    </w:p>
-    <w:p>
-      <w:pPr>
-        <w:numPr>
-          <w:ilvl w:val="0"/>
-          <w:numId w:val="30"/>
-        </w:numPr>
-        <w:rPr>
-          <w:sz w:val="20"/>
-          <w:szCs w:val="20"/>
-          <w:lang w:val="es-ES_tradnl"/>
-        </w:rPr>
-      </w:pPr>
-      <w:r>
-        <w:rPr>
-          <w:sz w:val="20"/>
-          <w:szCs w:val="20"/>
-          <w:lang w:val="es-ES_tradnl"/>
-        </w:rPr>
-        <w:t xml:space="preserve">El sistema muestra el expediente en modo de solo lectura, sin permitir modificar ningún dato.</w:t>
-      </w:r>
-    </w:p>
-    <w:p>
-      <w:pPr>
-        <w:numPr>
-          <w:ilvl w:val="0"/>
-          <w:numId w:val="30"/>
-        </w:numPr>
-        <w:rPr>
-          <w:sz w:val="20"/>
-          <w:szCs w:val="20"/>
-          <w:lang w:val="es-ES_tradnl"/>
-        </w:rPr>
-      </w:pPr>
-      <w:r>
-        <w:rPr>
-          <w:sz w:val="20"/>
-          <w:szCs w:val="20"/>
-          <w:lang w:val="es-ES_tradnl"/>
-        </w:rPr>
-        <w:t xml:space="preserve">El sistema retorna al paso 4 del flujo básico.</w:t>
-      </w:r>
-    </w:p>
-    <w:p>
-      <w:pPr>
-        <w:numPr>
-          <w:ilvl w:val="0"/>
-          <w:numId w:val="30"/>
-        </w:numPr>
-        <w:rPr>
-          <w:sz w:val="20"/>
-          <w:szCs w:val="20"/>
-          <w:lang w:val="es-ES_tradnl"/>
-        </w:rPr>
-      </w:pPr>
-      <w:r>
-        <w:rPr>
-          <w:sz w:val="20"/>
-          <w:szCs w:val="20"/>
-          <w:lang w:val="es-ES_tradnl"/>
-        </w:rPr>
-        <w:t xml:space="preserve">Fin de flujo alterno.</w:t>
-      </w:r>
-    </w:p>
-    <w:p>
-      <w:pPr>
-        <w:rPr>
-          <w:sz w:val="20"/>
-          <w:szCs w:val="20"/>
-          <w:lang w:val="es-ES_tradnl"/>
-        </w:rPr>
-      </w:pPr>
-    </w:p>
-    <w:p>
-      <w:pPr>
+        <w:t xml:space="preserve">RN35, Ver CU09</w:t>
+      </w:r>
+    </w:p>
+    <w:p>
+      <w:pPr>
+        <w:numPr>
+          <w:ilvl w:val="0"/>
+          <w:numId w:val="29"/>
+        </w:numPr>
+        <w:rPr>
+          <w:sz w:val="20"/>
+          <w:szCs w:val="20"/>
+          <w:lang w:val="es-ES_tradnl"/>
+        </w:rPr>
+      </w:pPr>
+      <w:r>
+        <w:rPr>
+          <w:sz w:val="20"/>
+          <w:szCs w:val="20"/>
+          <w:lang w:val="es-ES_tradnl"/>
+        </w:rPr>
+        <w:t xml:space="preserve">El sistema registra la reasignación en bitácora. </w:t>
+      </w:r>
+      <w:r>
         <w:rPr>
           <w:b/>
           <w:bCs/>
@@ -3421,8 +3380,62 @@
           <w:szCs w:val="20"/>
           <w:lang w:val="es-ES_tradnl"/>
         </w:rPr>
-      </w:pPr>
-      <w:r>
+        <w:t xml:space="preserve">Ver CU15</w:t>
+      </w:r>
+    </w:p>
+    <w:p>
+      <w:pPr>
+        <w:numPr>
+          <w:ilvl w:val="0"/>
+          <w:numId w:val="29"/>
+        </w:numPr>
+        <w:rPr>
+          <w:sz w:val="20"/>
+          <w:szCs w:val="20"/>
+          <w:lang w:val="es-ES_tradnl"/>
+        </w:rPr>
+      </w:pPr>
+      <w:r>
+        <w:rPr>
+          <w:sz w:val="20"/>
+          <w:szCs w:val="20"/>
+          <w:lang w:val="es-ES_tradnl"/>
+        </w:rPr>
+        <w:t xml:space="preserve">El sistema continúa en el paso 5 del flujo alterno FA04.</w:t>
+      </w:r>
+    </w:p>
+    <w:p>
+      <w:pPr>
+        <w:numPr>
+          <w:ilvl w:val="0"/>
+          <w:numId w:val="29"/>
+        </w:numPr>
+        <w:rPr>
+          <w:sz w:val="20"/>
+          <w:szCs w:val="20"/>
+          <w:lang w:val="es-ES_tradnl"/>
+        </w:rPr>
+      </w:pPr>
+      <w:r>
+        <w:rPr>
+          <w:sz w:val="20"/>
+          <w:szCs w:val="20"/>
+          <w:lang w:val="es-ES_tradnl"/>
+        </w:rPr>
+        <w:t xml:space="preserve">Fin de flujo alterno.</w:t>
+      </w:r>
+    </w:p>
+    <w:p>
+      <w:pPr>
+        <w:rPr>
+          <w:sz w:val="20"/>
+          <w:szCs w:val="20"/>
+          <w:lang w:val="es-ES_tradnl"/>
+        </w:rPr>
+      </w:pPr>
+    </w:p>
+    <w:p>
+      <w:pPr>
         <w:rPr>
           <w:b/>
           <w:bCs/>
@@ -3430,50 +3443,7 @@
           <w:szCs w:val="20"/>
           <w:lang w:val="es-ES_tradnl"/>
         </w:rPr>
-        <w:t xml:space="preserve">FA09-A Caso no encontrado en el seguimiento</w:t>
-      </w:r>
-    </w:p>
-    <w:p>
-      <w:pPr>
-        <w:numPr>
-          <w:ilvl w:val="0"/>
-          <w:numId w:val="31"/>
-        </w:numPr>
-        <w:rPr>
-          <w:sz w:val="20"/>
-          <w:szCs w:val="20"/>
-          <w:lang w:val="es-ES_tradnl"/>
-        </w:rPr>
-      </w:pPr>
-      <w:r>
-        <w:rPr>
-          <w:sz w:val="20"/>
-          <w:szCs w:val="20"/>
-          <w:lang w:val="es-ES_tradnl"/>
-        </w:rPr>
-        <w:t xml:space="preserve">El sistema valida que exista un caso con el código ingresado.</w:t>
-      </w:r>
-    </w:p>
-    <w:p>
-      <w:pPr>
-        <w:numPr>
-          <w:ilvl w:val="0"/>
-          <w:numId w:val="31"/>
-        </w:numPr>
-        <w:rPr>
-          <w:sz w:val="20"/>
-          <w:szCs w:val="20"/>
-          <w:lang w:val="es-ES_tradnl"/>
-        </w:rPr>
-      </w:pPr>
-      <w:r>
-        <w:rPr>
-          <w:sz w:val="20"/>
-          <w:szCs w:val="20"/>
-          <w:lang w:val="es-ES_tradnl"/>
-        </w:rPr>
-        <w:t xml:space="preserve">El sistema muestra el mensaje de error. </w:t>
-      </w:r>
+      </w:pPr>
       <w:r>
         <w:rPr>
           <w:b/>
@@ -3482,6 +3452,265 @@
           <w:szCs w:val="20"/>
           <w:lang w:val="es-ES_tradnl"/>
         </w:rPr>
+        <w:t xml:space="preserve">FA09 Seguimiento del caso</w:t>
+      </w:r>
+    </w:p>
+    <w:p>
+      <w:pPr>
+        <w:numPr>
+          <w:ilvl w:val="0"/>
+          <w:numId w:val="30"/>
+        </w:numPr>
+        <w:rPr>
+          <w:sz w:val="20"/>
+          <w:szCs w:val="20"/>
+          <w:lang w:val="es-ES_tradnl"/>
+        </w:rPr>
+      </w:pPr>
+      <w:r>
+        <w:rPr>
+          <w:sz w:val="20"/>
+          <w:szCs w:val="20"/>
+          <w:lang w:val="es-ES_tradnl"/>
+        </w:rPr>
+        <w:t xml:space="preserve">El usuario selecciona el menú “Seguimiento del Caso”.</w:t>
+      </w:r>
+    </w:p>
+    <w:p>
+      <w:pPr>
+        <w:numPr>
+          <w:ilvl w:val="0"/>
+          <w:numId w:val="30"/>
+        </w:numPr>
+        <w:rPr>
+          <w:sz w:val="20"/>
+          <w:szCs w:val="20"/>
+          <w:lang w:val="es-ES_tradnl"/>
+        </w:rPr>
+      </w:pPr>
+      <w:r>
+        <w:rPr>
+          <w:sz w:val="20"/>
+          <w:szCs w:val="20"/>
+          <w:lang w:val="es-ES_tradnl"/>
+        </w:rPr>
+        <w:t xml:space="preserve">El sistema muestra el formulario seguimiento del caso. </w:t>
+      </w:r>
+      <w:r>
+        <w:rPr>
+          <w:b/>
+          <w:bCs/>
+          <w:sz w:val="20"/>
+          <w:szCs w:val="20"/>
+          <w:lang w:val="es-ES_tradnl"/>
+        </w:rPr>
+        <w:t xml:space="preserve">RN37</w:t>
+      </w:r>
+    </w:p>
+    <w:p>
+      <w:pPr>
+        <w:numPr>
+          <w:ilvl w:val="0"/>
+          <w:numId w:val="30"/>
+        </w:numPr>
+        <w:rPr>
+          <w:sz w:val="20"/>
+          <w:szCs w:val="20"/>
+          <w:lang w:val="es-ES_tradnl"/>
+        </w:rPr>
+      </w:pPr>
+      <w:r>
+        <w:rPr>
+          <w:sz w:val="20"/>
+          <w:szCs w:val="20"/>
+          <w:lang w:val="es-ES_tradnl"/>
+        </w:rPr>
+        <w:t xml:space="preserve">El usuario ingresa el código de seguimiento y selecciona el botón “Buscar”. </w:t>
+      </w:r>
+      <w:r>
+        <w:rPr>
+          <w:b/>
+          <w:bCs/>
+          <w:sz w:val="20"/>
+          <w:szCs w:val="20"/>
+          <w:lang w:val="es-ES_tradnl"/>
+        </w:rPr>
+        <w:t xml:space="preserve">FA09-A</w:t>
+      </w:r>
+    </w:p>
+    <w:p>
+      <w:pPr>
+        <w:numPr>
+          <w:ilvl w:val="0"/>
+          <w:numId w:val="30"/>
+        </w:numPr>
+        <w:rPr>
+          <w:sz w:val="20"/>
+          <w:szCs w:val="20"/>
+          <w:lang w:val="es-ES_tradnl"/>
+        </w:rPr>
+      </w:pPr>
+      <w:r>
+        <w:rPr>
+          <w:sz w:val="20"/>
+          <w:szCs w:val="20"/>
+          <w:lang w:val="es-ES_tradnl"/>
+        </w:rPr>
+        <w:t xml:space="preserve">El sistema muestra el expediente consolidado del caso: sus datos, la decisión del Auxiliar, las observaciones registradas, las actividades del Técnico, los documentos generados y el historial de cambios. </w:t>
+      </w:r>
+      <w:r>
+        <w:rPr>
+          <w:b/>
+          <w:bCs/>
+          <w:sz w:val="20"/>
+          <w:szCs w:val="20"/>
+          <w:lang w:val="es-ES_tradnl"/>
+        </w:rPr>
+        <w:t xml:space="preserve">RN37</w:t>
+      </w:r>
+    </w:p>
+    <w:p>
+      <w:pPr>
+        <w:numPr>
+          <w:ilvl w:val="0"/>
+          <w:numId w:val="30"/>
+        </w:numPr>
+        <w:rPr>
+          <w:sz w:val="20"/>
+          <w:szCs w:val="20"/>
+          <w:lang w:val="es-ES_tradnl"/>
+        </w:rPr>
+      </w:pPr>
+      <w:r>
+        <w:rPr>
+          <w:sz w:val="20"/>
+          <w:szCs w:val="20"/>
+          <w:lang w:val="es-ES_tradnl"/>
+        </w:rPr>
+        <w:t xml:space="preserve">El sistema muestra el expediente en modo de solo lectura, sin permitir modificar ningún dato.</w:t>
+      </w:r>
+    </w:p>
+    <w:p>
+      <w:pPr>
+        <w:numPr>
+          <w:ilvl w:val="0"/>
+          <w:numId w:val="30"/>
+        </w:numPr>
+        <w:rPr>
+          <w:sz w:val="20"/>
+          <w:szCs w:val="20"/>
+          <w:lang w:val="es-ES_tradnl"/>
+        </w:rPr>
+      </w:pPr>
+      <w:r>
+        <w:rPr>
+          <w:sz w:val="20"/>
+          <w:szCs w:val="20"/>
+          <w:lang w:val="es-ES_tradnl"/>
+        </w:rPr>
+        <w:t xml:space="preserve">El sistema retorna al paso 4 del flujo básico.</w:t>
+      </w:r>
+    </w:p>
+    <w:p>
+      <w:pPr>
+        <w:numPr>
+          <w:ilvl w:val="0"/>
+          <w:numId w:val="30"/>
+        </w:numPr>
+        <w:rPr>
+          <w:sz w:val="20"/>
+          <w:szCs w:val="20"/>
+          <w:lang w:val="es-ES_tradnl"/>
+        </w:rPr>
+      </w:pPr>
+      <w:r>
+        <w:rPr>
+          <w:sz w:val="20"/>
+          <w:szCs w:val="20"/>
+          <w:lang w:val="es-ES_tradnl"/>
+        </w:rPr>
+        <w:t xml:space="preserve">Fin de flujo alterno.</w:t>
+      </w:r>
+    </w:p>
+    <w:p>
+      <w:pPr>
+        <w:rPr>
+          <w:sz w:val="20"/>
+          <w:szCs w:val="20"/>
+          <w:lang w:val="es-ES_tradnl"/>
+        </w:rPr>
+      </w:pPr>
+    </w:p>
+    <w:p>
+      <w:pPr>
+        <w:rPr>
+          <w:b/>
+          <w:bCs/>
+          <w:sz w:val="20"/>
+          <w:szCs w:val="20"/>
+          <w:lang w:val="es-ES_tradnl"/>
+        </w:rPr>
+      </w:pPr>
+      <w:r>
+        <w:rPr>
+          <w:b/>
+          <w:bCs/>
+          <w:sz w:val="20"/>
+          <w:szCs w:val="20"/>
+          <w:lang w:val="es-ES_tradnl"/>
+        </w:rPr>
+        <w:t xml:space="preserve">FA09-A Caso no encontrado en el seguimiento</w:t>
+      </w:r>
+    </w:p>
+    <w:p>
+      <w:pPr>
+        <w:numPr>
+          <w:ilvl w:val="0"/>
+          <w:numId w:val="31"/>
+        </w:numPr>
+        <w:rPr>
+          <w:sz w:val="20"/>
+          <w:szCs w:val="20"/>
+          <w:lang w:val="es-ES_tradnl"/>
+        </w:rPr>
+      </w:pPr>
+      <w:r>
+        <w:rPr>
+          <w:sz w:val="20"/>
+          <w:szCs w:val="20"/>
+          <w:lang w:val="es-ES_tradnl"/>
+        </w:rPr>
+        <w:t xml:space="preserve">El sistema valida que exista un caso con el código ingresado.</w:t>
+      </w:r>
+    </w:p>
+    <w:p>
+      <w:pPr>
+        <w:numPr>
+          <w:ilvl w:val="0"/>
+          <w:numId w:val="31"/>
+        </w:numPr>
+        <w:rPr>
+          <w:sz w:val="20"/>
+          <w:szCs w:val="20"/>
+          <w:lang w:val="es-ES_tradnl"/>
+        </w:rPr>
+      </w:pPr>
+      <w:r>
+        <w:rPr>
+          <w:sz w:val="20"/>
+          <w:szCs w:val="20"/>
+          <w:lang w:val="es-ES_tradnl"/>
+        </w:rPr>
+        <w:t xml:space="preserve">El sistema muestra el mensaje de error. </w:t>
+      </w:r>
+      <w:r>
+        <w:rPr>
+          <w:b/>
+          <w:bCs/>
+          <w:sz w:val="20"/>
+          <w:szCs w:val="20"/>
+          <w:lang w:val="es-ES_tradnl"/>
+        </w:rPr>
         <w:t xml:space="preserve">AN02 # 24</w:t>
       </w:r>
     </w:p>
@@ -3511,6 +3740,336 @@
         <w:numPr>
           <w:ilvl w:val="0"/>
           <w:numId w:val="31"/>
+        </w:numPr>
+        <w:rPr>
+          <w:sz w:val="20"/>
+          <w:szCs w:val="20"/>
+          <w:lang w:val="es-ES_tradnl"/>
+        </w:rPr>
+      </w:pPr>
+      <w:r>
+        <w:rPr>
+          <w:sz w:val="20"/>
+          <w:szCs w:val="20"/>
+          <w:lang w:val="es-ES_tradnl"/>
+        </w:rPr>
+        <w:t xml:space="preserve">Fin de flujo alterno.</w:t>
+      </w:r>
+    </w:p>
+    <w:p>
+      <w:pPr>
+        <w:rPr>
+          <w:sz w:val="20"/>
+          <w:szCs w:val="20"/>
+          <w:lang w:val="es-ES_tradnl"/>
+        </w:rPr>
+      </w:pPr>
+    </w:p>
+    <w:p>
+      <w:pPr>
+        <w:rPr>
+          <w:b/>
+          <w:bCs/>
+          <w:sz w:val="20"/>
+          <w:szCs w:val="20"/>
+          <w:lang w:val="es-ES_tradnl"/>
+        </w:rPr>
+      </w:pPr>
+      <w:r>
+        <w:rPr>
+          <w:b/>
+          <w:bCs/>
+          <w:sz w:val="20"/>
+          <w:szCs w:val="20"/>
+          <w:lang w:val="es-ES_tradnl"/>
+        </w:rPr>
+        <w:t xml:space="preserve">FA10 No existe un Técnico que pueda recibir los casos</w:t>
+      </w:r>
+    </w:p>
+    <w:p>
+      <w:pPr>
+        <w:numPr>
+          <w:ilvl w:val="0"/>
+          <w:numId w:val="32"/>
+        </w:numPr>
+        <w:rPr>
+          <w:sz w:val="20"/>
+          <w:szCs w:val="20"/>
+          <w:lang w:val="es-ES_tradnl"/>
+        </w:rPr>
+      </w:pPr>
+      <w:r>
+        <w:rPr>
+          <w:sz w:val="20"/>
+          <w:szCs w:val="20"/>
+          <w:lang w:val="es-ES_tradnl"/>
+        </w:rPr>
+        <w:t xml:space="preserve">El sistema valida que exista al menos un Técnico en estado Activo en el mismo departamento del Técnico que deja de estar Activo. </w:t>
+      </w:r>
+      <w:r>
+        <w:rPr>
+          <w:b/>
+          <w:bCs/>
+          <w:sz w:val="20"/>
+          <w:szCs w:val="20"/>
+          <w:lang w:val="es-ES_tradnl"/>
+        </w:rPr>
+        <w:t xml:space="preserve">RN01, RN06</w:t>
+      </w:r>
+    </w:p>
+    <w:p>
+      <w:pPr>
+        <w:numPr>
+          <w:ilvl w:val="0"/>
+          <w:numId w:val="32"/>
+        </w:numPr>
+        <w:rPr>
+          <w:sz w:val="20"/>
+          <w:szCs w:val="20"/>
+          <w:lang w:val="es-ES_tradnl"/>
+        </w:rPr>
+      </w:pPr>
+      <w:r>
+        <w:rPr>
+          <w:sz w:val="20"/>
+          <w:szCs w:val="20"/>
+          <w:lang w:val="es-ES_tradnl"/>
+        </w:rPr>
+        <w:t xml:space="preserve">El sistema muestra el mensaje de error. </w:t>
+      </w:r>
+      <w:r>
+        <w:rPr>
+          <w:b/>
+          <w:bCs/>
+          <w:sz w:val="20"/>
+          <w:szCs w:val="20"/>
+          <w:lang w:val="es-ES_tradnl"/>
+        </w:rPr>
+        <w:t xml:space="preserve">AN02 # 46</w:t>
+      </w:r>
+    </w:p>
+    <w:p>
+      <w:pPr>
+        <w:numPr>
+          <w:ilvl w:val="0"/>
+          <w:numId w:val="32"/>
+        </w:numPr>
+        <w:rPr>
+          <w:sz w:val="20"/>
+          <w:szCs w:val="20"/>
+          <w:lang w:val="es-ES_tradnl"/>
+        </w:rPr>
+      </w:pPr>
+      <w:r>
+        <w:rPr>
+          <w:sz w:val="20"/>
+          <w:szCs w:val="20"/>
+          <w:lang w:val="es-ES_tradnl"/>
+        </w:rPr>
+        <w:t xml:space="preserve">El sistema conserva el estado actual del usuario y retorna al paso 4 del flujo básico.</w:t>
+      </w:r>
+    </w:p>
+    <w:p>
+      <w:pPr>
+        <w:numPr>
+          <w:ilvl w:val="0"/>
+          <w:numId w:val="32"/>
+        </w:numPr>
+        <w:rPr>
+          <w:sz w:val="20"/>
+          <w:szCs w:val="20"/>
+          <w:lang w:val="es-ES_tradnl"/>
+        </w:rPr>
+      </w:pPr>
+      <w:r>
+        <w:rPr>
+          <w:sz w:val="20"/>
+          <w:szCs w:val="20"/>
+          <w:lang w:val="es-ES_tradnl"/>
+        </w:rPr>
+        <w:t xml:space="preserve">Fin de flujo alterno.</w:t>
+      </w:r>
+    </w:p>
+    <w:p>
+      <w:pPr>
+        <w:rPr>
+          <w:sz w:val="20"/>
+          <w:szCs w:val="20"/>
+          <w:lang w:val="es-ES_tradnl"/>
+        </w:rPr>
+      </w:pPr>
+    </w:p>
+    <w:p>
+      <w:pPr>
+        <w:rPr>
+          <w:b/>
+          <w:bCs/>
+          <w:sz w:val="20"/>
+          <w:szCs w:val="20"/>
+          <w:lang w:val="es-ES_tradnl"/>
+        </w:rPr>
+      </w:pPr>
+      <w:r>
+        <w:rPr>
+          <w:b/>
+          <w:bCs/>
+          <w:sz w:val="20"/>
+          <w:szCs w:val="20"/>
+          <w:lang w:val="es-ES_tradnl"/>
+        </w:rPr>
+        <w:t xml:space="preserve">FA11 Cambio de estado, rol o departamento desde el formulario usuario</w:t>
+      </w:r>
+    </w:p>
+    <w:p>
+      <w:pPr>
+        <w:numPr>
+          <w:ilvl w:val="0"/>
+          <w:numId w:val="33"/>
+        </w:numPr>
+        <w:rPr>
+          <w:sz w:val="20"/>
+          <w:szCs w:val="20"/>
+          <w:lang w:val="es-ES_tradnl"/>
+        </w:rPr>
+      </w:pPr>
+      <w:r>
+        <w:rPr>
+          <w:sz w:val="20"/>
+          <w:szCs w:val="20"/>
+          <w:lang w:val="es-ES_tradnl"/>
+        </w:rPr>
+        <w:t xml:space="preserve">El usuario modifica el estado, el rol o el departamento del usuario desde el formulario usuario y selecciona el botón “Guardar”. </w:t>
+      </w:r>
+      <w:r>
+        <w:rPr>
+          <w:b/>
+          <w:bCs/>
+          <w:sz w:val="20"/>
+          <w:szCs w:val="20"/>
+          <w:lang w:val="es-ES_tradnl"/>
+        </w:rPr>
+        <w:t xml:space="preserve">RN27</w:t>
+      </w:r>
+    </w:p>
+    <w:p>
+      <w:pPr>
+        <w:numPr>
+          <w:ilvl w:val="0"/>
+          <w:numId w:val="33"/>
+        </w:numPr>
+        <w:rPr>
+          <w:sz w:val="20"/>
+          <w:szCs w:val="20"/>
+          <w:lang w:val="es-ES_tradnl"/>
+        </w:rPr>
+      </w:pPr>
+      <w:r>
+        <w:rPr>
+          <w:sz w:val="20"/>
+          <w:szCs w:val="20"/>
+          <w:lang w:val="es-ES_tradnl"/>
+        </w:rPr>
+        <w:t xml:space="preserve">El sistema valida que el usuario no tenga casos a su cargo cuando cambia su rol o su departamento, o cuando el nuevo estado es distinto de Activo, porque esos casos dejarían de aparecer en la bandeja que los atiende. </w:t>
+      </w:r>
+      <w:r>
+        <w:rPr>
+          <w:b/>
+          <w:bCs/>
+          <w:sz w:val="20"/>
+          <w:szCs w:val="20"/>
+          <w:lang w:val="es-ES_tradnl"/>
+        </w:rPr>
+        <w:t xml:space="preserve">RN26</w:t>
+      </w:r>
+    </w:p>
+    <w:p>
+      <w:pPr>
+        <w:numPr>
+          <w:ilvl w:val="0"/>
+          <w:numId w:val="33"/>
+        </w:numPr>
+        <w:rPr>
+          <w:sz w:val="20"/>
+          <w:szCs w:val="20"/>
+          <w:lang w:val="es-ES_tradnl"/>
+        </w:rPr>
+      </w:pPr>
+      <w:r>
+        <w:rPr>
+          <w:sz w:val="20"/>
+          <w:szCs w:val="20"/>
+          <w:lang w:val="es-ES_tradnl"/>
+        </w:rPr>
+        <w:t xml:space="preserve">El sistema muestra el mensaje de error. </w:t>
+      </w:r>
+      <w:r>
+        <w:rPr>
+          <w:b/>
+          <w:bCs/>
+          <w:sz w:val="20"/>
+          <w:szCs w:val="20"/>
+          <w:lang w:val="es-ES_tradnl"/>
+        </w:rPr>
+        <w:t xml:space="preserve">AN02 # 26</w:t>
+      </w:r>
+    </w:p>
+    <w:p>
+      <w:pPr>
+        <w:numPr>
+          <w:ilvl w:val="0"/>
+          <w:numId w:val="33"/>
+        </w:numPr>
+        <w:rPr>
+          <w:sz w:val="20"/>
+          <w:szCs w:val="20"/>
+          <w:lang w:val="es-ES_tradnl"/>
+        </w:rPr>
+      </w:pPr>
+      <w:r>
+        <w:rPr>
+          <w:sz w:val="20"/>
+          <w:szCs w:val="20"/>
+          <w:lang w:val="es-ES_tradnl"/>
+        </w:rPr>
+        <w:t xml:space="preserve">El sistema no guarda ninguno de los cambios del formulario, porque la reasignación de los casos se realiza únicamente con el botón “Estado”. </w:t>
+      </w:r>
+      <w:r>
+        <w:rPr>
+          <w:b/>
+          <w:bCs/>
+          <w:sz w:val="20"/>
+          <w:szCs w:val="20"/>
+          <w:lang w:val="es-ES_tradnl"/>
+        </w:rPr>
+        <w:t xml:space="preserve">FA04, FA08</w:t>
+      </w:r>
+    </w:p>
+    <w:p>
+      <w:pPr>
+        <w:numPr>
+          <w:ilvl w:val="0"/>
+          <w:numId w:val="33"/>
+        </w:numPr>
+        <w:rPr>
+          <w:sz w:val="20"/>
+          <w:szCs w:val="20"/>
+          <w:lang w:val="es-ES_tradnl"/>
+        </w:rPr>
+      </w:pPr>
+      <w:r>
+        <w:rPr>
+          <w:sz w:val="20"/>
+          <w:szCs w:val="20"/>
+          <w:lang w:val="es-ES_tradnl"/>
+        </w:rPr>
+        <w:t xml:space="preserve">El sistema retorna al paso 4 del flujo básico.</w:t>
+      </w:r>
+    </w:p>
+    <w:p>
+      <w:pPr>
+        <w:numPr>
+          <w:ilvl w:val="0"/>
+          <w:numId w:val="33"/>
         </w:numPr>
         <w:rPr>
           <w:sz w:val="20"/>
@@ -3604,7 +4163,64 @@
           <w:sz w:val="20"/>
           <w:szCs w:val="20"/>
         </w:rPr>
-        <w:t xml:space="preserve">Los casos del usuario inactivado quedan reasignados a otro Técnico del mismo departamento.</w:t>
+        <w:t xml:space="preserve">Los casos del Técnico que deja de estar Activo quedan a nombre de otro Técnico en estado Activo del mismo departamento, con la cantidad de casos En Atención actualizada en ambos.</w:t>
+      </w:r>
+    </w:p>
+    <w:p>
+      <w:pPr>
+        <w:numPr>
+          <w:ilvl w:val="0"/>
+          <w:numId w:val="23"/>
+        </w:numPr>
+        <w:rPr>
+          <w:sz w:val="20"/>
+          <w:szCs w:val="20"/>
+        </w:rPr>
+      </w:pPr>
+      <w:r>
+        <w:rPr>
+          <w:sz w:val="20"/>
+          <w:szCs w:val="20"/>
+        </w:rPr>
+        <w:t xml:space="preserve">El Técnico que recibe los casos queda notificado por correo electrónico.</w:t>
+      </w:r>
+    </w:p>
+    <w:p>
+      <w:pPr>
+        <w:numPr>
+          <w:ilvl w:val="0"/>
+          <w:numId w:val="23"/>
+        </w:numPr>
+        <w:rPr>
+          <w:sz w:val="20"/>
+          <w:szCs w:val="20"/>
+        </w:rPr>
+      </w:pPr>
+      <w:r>
+        <w:rPr>
+          <w:sz w:val="20"/>
+          <w:szCs w:val="20"/>
+        </w:rPr>
+        <w:t xml:space="preserve">El rol y el departamento de un usuario con casos a su cargo permanecen sin cambios hasta que esos casos se reasignen.</w:t>
+      </w:r>
+    </w:p>
+    <w:p>
+      <w:pPr>
+        <w:numPr>
+          <w:ilvl w:val="0"/>
+          <w:numId w:val="23"/>
+        </w:numPr>
+        <w:rPr>
+          <w:sz w:val="20"/>
+          <w:szCs w:val="20"/>
+        </w:rPr>
+      </w:pPr>
+      <w:r>
+        <w:rPr>
+          <w:sz w:val="20"/>
+          <w:szCs w:val="20"/>
+        </w:rPr>
+        <w:t xml:space="preserve">El usuario que pasa al estado Activo queda con sus intentos fallidos en cero.</w:t>
       </w:r>
     </w:p>
     <w:p>
@@ -3875,7 +4491,7 @@
           </w:tcPr>
           <w:p>
             <w:r>
-              <w:t> Edy Rigoberto Ramírez</w:t>
+              <w:t xml:space="preserve"> Edy Rigoberto Ramírez</w:t>
             </w:r>
           </w:p>
         </w:tc>
@@ -3892,7 +4508,7 @@
           </w:tcPr>
           <w:p>
             <w:r>
-              <w:t> </w:t>
+              <w:t xml:space="preserve"> </w:t>
             </w:r>
           </w:p>
         </w:tc>
@@ -3909,7 +4525,7 @@
           </w:tcPr>
           <w:p>
             <w:r>
-              <w:t> </w:t>
+              <w:t xml:space="preserve"> </w:t>
             </w:r>
           </w:p>
         </w:tc>
@@ -3933,7 +4549,7 @@
           </w:tcPr>
           <w:p>
             <w:r>
-              <w:t> </w:t>
+              <w:t xml:space="preserve"> </w:t>
             </w:r>
           </w:p>
         </w:tc>
@@ -3950,7 +4566,7 @@
           </w:tcPr>
           <w:p>
             <w:r>
-              <w:t> </w:t>
+              <w:t xml:space="preserve"> </w:t>
             </w:r>
           </w:p>
         </w:tc>
@@ -3967,7 +4583,7 @@
           </w:tcPr>
           <w:p>
             <w:r>
-              <w:t> </w:t>
+              <w:t xml:space="preserve"> </w:t>
             </w:r>
           </w:p>
         </w:tc>
@@ -6672,6 +7288,178 @@
   </w:abstractNum>
   <w:abstractNum w:abstractNumId="30" w15:restartNumberingAfterBreak="0">
     <w:nsid w:val="728F67F8"/>
+    <w:multiLevelType w:val="hybridMultilevel"/>
+    <w:tmpl w:val="05863FEC"/>
+    <w:lvl w:ilvl="0" w:tplc="100A000F">
+      <w:start w:val="1"/>
+      <w:numFmt w:val="decimal"/>
+      <w:lvlText w:val="%1."/>
+      <w:lvlJc w:val="left"/>
+      <w:pPr>
+        <w:ind w:left="720" w:hanging="360"/>
+      </w:pPr>
+    </w:lvl>
+    <w:lvl w:ilvl="1" w:tplc="100A0019" w:tentative="1">
+      <w:start w:val="1"/>
+      <w:numFmt w:val="lowerLetter"/>
+      <w:lvlText w:val="%2."/>
+      <w:lvlJc w:val="left"/>
+      <w:pPr>
+        <w:ind w:left="1440" w:hanging="360"/>
+      </w:pPr>
+    </w:lvl>
+    <w:lvl w:ilvl="2" w:tplc="100A001B" w:tentative="1">
+      <w:start w:val="1"/>
+      <w:numFmt w:val="lowerRoman"/>
+      <w:lvlText w:val="%3."/>
+      <w:lvlJc w:val="right"/>
+      <w:pPr>
+        <w:ind w:left="2160" w:hanging="180"/>
+      </w:pPr>
+    </w:lvl>
+    <w:lvl w:ilvl="3" w:tplc="100A000F" w:tentative="1">
+      <w:start w:val="1"/>
+      <w:numFmt w:val="decimal"/>
+      <w:lvlText w:val="%4."/>
+      <w:lvlJc w:val="left"/>
+      <w:pPr>
+        <w:ind w:left="2880" w:hanging="360"/>
+      </w:pPr>
+    </w:lvl>
+    <w:lvl w:ilvl="4" w:tplc="100A0019" w:tentative="1">
+      <w:start w:val="1"/>
+      <w:numFmt w:val="lowerLetter"/>
+      <w:lvlText w:val="%5."/>
+      <w:lvlJc w:val="left"/>
+      <w:pPr>
+        <w:ind w:left="3600" w:hanging="360"/>
+      </w:pPr>
+    </w:lvl>
+    <w:lvl w:ilvl="5" w:tplc="100A001B" w:tentative="1">
+      <w:start w:val="1"/>
+      <w:numFmt w:val="lowerRoman"/>
+      <w:lvlText w:val="%6."/>
+      <w:lvlJc w:val="right"/>
+      <w:pPr>
+        <w:ind w:left="4320" w:hanging="180"/>
+      </w:pPr>
+    </w:lvl>
+    <w:lvl w:ilvl="6" w:tplc="100A000F" w:tentative="1">
+      <w:start w:val="1"/>
+      <w:numFmt w:val="decimal"/>
+      <w:lvlText w:val="%7."/>
+      <w:lvlJc w:val="left"/>
+      <w:pPr>
+        <w:ind w:left="5040" w:hanging="360"/>
+      </w:pPr>
+    </w:lvl>
+    <w:lvl w:ilvl="7" w:tplc="100A0019" w:tentative="1">
+      <w:start w:val="1"/>
+      <w:numFmt w:val="lowerLetter"/>
+      <w:lvlText w:val="%8."/>
+      <w:lvlJc w:val="left"/>
+      <w:pPr>
+        <w:ind w:left="5760" w:hanging="360"/>
+      </w:pPr>
+    </w:lvl>
+    <w:lvl w:ilvl="8" w:tplc="100A001B" w:tentative="1">
+      <w:start w:val="1"/>
+      <w:numFmt w:val="lowerRoman"/>
+      <w:lvlText w:val="%9."/>
+      <w:lvlJc w:val="right"/>
+      <w:pPr>
+        <w:ind w:left="6480" w:hanging="180"/>
+      </w:pPr>
+    </w:lvl>
+  </w:abstractNum>
+  <w:abstractNum w:abstractNumId="31" w15:restartNumberingAfterBreak="0">
+    <w:nsid w:val="1CB4471A"/>
+    <w:multiLevelType w:val="hybridMultilevel"/>
+    <w:tmpl w:val="05863FEC"/>
+    <w:lvl w:ilvl="0" w:tplc="100A000F">
+      <w:start w:val="1"/>
+      <w:numFmt w:val="decimal"/>
+      <w:lvlText w:val="%1."/>
+      <w:lvlJc w:val="left"/>
+      <w:pPr>
+        <w:ind w:left="720" w:hanging="360"/>
+      </w:pPr>
+    </w:lvl>
+    <w:lvl w:ilvl="1" w:tplc="100A0019" w:tentative="1">
+      <w:start w:val="1"/>
+      <w:numFmt w:val="lowerLetter"/>
+      <w:lvlText w:val="%2."/>
+      <w:lvlJc w:val="left"/>
+      <w:pPr>
+        <w:ind w:left="1440" w:hanging="360"/>
+      </w:pPr>
+    </w:lvl>
+    <w:lvl w:ilvl="2" w:tplc="100A001B" w:tentative="1">
+      <w:start w:val="1"/>
+      <w:numFmt w:val="lowerRoman"/>
+      <w:lvlText w:val="%3."/>
+      <w:lvlJc w:val="right"/>
+      <w:pPr>
+        <w:ind w:left="2160" w:hanging="180"/>
+      </w:pPr>
+    </w:lvl>
+    <w:lvl w:ilvl="3" w:tplc="100A000F" w:tentative="1">
+      <w:start w:val="1"/>
+      <w:numFmt w:val="decimal"/>
+      <w:lvlText w:val="%4."/>
+      <w:lvlJc w:val="left"/>
+      <w:pPr>
+        <w:ind w:left="2880" w:hanging="360"/>
+      </w:pPr>
+    </w:lvl>
+    <w:lvl w:ilvl="4" w:tplc="100A0019" w:tentative="1">
+      <w:start w:val="1"/>
+      <w:numFmt w:val="lowerLetter"/>
+      <w:lvlText w:val="%5."/>
+      <w:lvlJc w:val="left"/>
+      <w:pPr>
+        <w:ind w:left="3600" w:hanging="360"/>
+      </w:pPr>
+    </w:lvl>
+    <w:lvl w:ilvl="5" w:tplc="100A001B" w:tentative="1">
+      <w:start w:val="1"/>
+      <w:numFmt w:val="lowerRoman"/>
+      <w:lvlText w:val="%6."/>
+      <w:lvlJc w:val="right"/>
+      <w:pPr>
+        <w:ind w:left="4320" w:hanging="180"/>
+      </w:pPr>
+    </w:lvl>
+    <w:lvl w:ilvl="6" w:tplc="100A000F" w:tentative="1">
+      <w:start w:val="1"/>
+      <w:numFmt w:val="decimal"/>
+      <w:lvlText w:val="%7."/>
+      <w:lvlJc w:val="left"/>
+      <w:pPr>
+        <w:ind w:left="5040" w:hanging="360"/>
+      </w:pPr>
+    </w:lvl>
+    <w:lvl w:ilvl="7" w:tplc="100A0019" w:tentative="1">
+      <w:start w:val="1"/>
+      <w:numFmt w:val="lowerLetter"/>
+      <w:lvlText w:val="%8."/>
+      <w:lvlJc w:val="left"/>
+      <w:pPr>
+        <w:ind w:left="5760" w:hanging="360"/>
+      </w:pPr>
+    </w:lvl>
+    <w:lvl w:ilvl="8" w:tplc="100A001B" w:tentative="1">
+      <w:start w:val="1"/>
+      <w:numFmt w:val="lowerRoman"/>
+      <w:lvlText w:val="%9."/>
+      <w:lvlJc w:val="right"/>
+      <w:pPr>
+        <w:ind w:left="6480" w:hanging="180"/>
+      </w:pPr>
+    </w:lvl>
+  </w:abstractNum>
+  <w:abstractNum w:abstractNumId="32" w15:restartNumberingAfterBreak="0">
+    <w:nsid w:val="3470742D"/>
     <w:multiLevelType w:val="hybridMultilevel"/>
     <w:tmpl w:val="05863FEC"/>
     <w:lvl w:ilvl="0" w:tplc="100A000F">
@@ -6848,6 +7636,12 @@
   </w:num>
   <w:num w:numId="31" w16cid:durableId="1141216963">
     <w:abstractNumId w:val="30"/>
+  </w:num>
+  <w:num w:numId="32" w16cid:durableId="1812531272">
+    <w:abstractNumId w:val="31"/>
+  </w:num>
+  <w:num w:numId="33" w16cid:durableId="1671874738">
+    <w:abstractNumId w:val="32"/>
   </w:num>
 </w:numbering>
 </file>
